--- a/instructor/facilitator-answer-key.docx
+++ b/instructor/facilitator-answer-key.docx
@@ -10,7 +10,7 @@
           <w:sz w:val="21"/>
           <w:szCs w:val="24"/>
         </w:rPr>
-        <w:id w:val="-2091073620"/>
+        <w:id w:val="1154795971"/>
         <w:docPartObj>
           <w:docPartGallery w:val="Table of Contents"/>
           <w:docPartUnique/>
@@ -51,7 +51,7 @@
           <w:r>
             <w:fldChar w:fldCharType="separate"/>
           </w:r>
-          <w:hyperlink w:anchor="_Toc241867416" w:history="1">
+          <w:hyperlink w:anchor="_Toc241956395" w:history="1">
             <w:r>
               <w:rPr>
                 <w:rStyle w:val="Hyperlink"/>
@@ -78,7 +78,7 @@
                 <w:noProof/>
                 <w:webHidden/>
               </w:rPr>
-              <w:instrText xml:space="preserve"> PAGEREF _Toc241867416 \h </w:instrText>
+              <w:instrText xml:space="preserve"> PAGEREF _Toc241956395 \h </w:instrText>
             </w:r>
             <w:r>
               <w:rPr>
@@ -125,7 +125,7 @@
               <w14:ligatures w14:val="standardContextual"/>
             </w:rPr>
           </w:pPr>
-          <w:hyperlink w:anchor="_Toc241867417" w:history="1">
+          <w:hyperlink w:anchor="_Toc241956396" w:history="1">
             <w:r>
               <w:rPr>
                 <w:rStyle w:val="Hyperlink"/>
@@ -152,7 +152,7 @@
                 <w:noProof/>
                 <w:webHidden/>
               </w:rPr>
-              <w:instrText xml:space="preserve"> PAGEREF _Toc241867417 \h </w:instrText>
+              <w:instrText xml:space="preserve"> PAGEREF _Toc241956396 \h </w:instrText>
             </w:r>
             <w:r>
               <w:rPr>
@@ -199,7 +199,7 @@
               <w14:ligatures w14:val="standardContextual"/>
             </w:rPr>
           </w:pPr>
-          <w:hyperlink w:anchor="_Toc241867418" w:history="1">
+          <w:hyperlink w:anchor="_Toc241956397" w:history="1">
             <w:r>
               <w:rPr>
                 <w:rStyle w:val="Hyperlink"/>
@@ -226,7 +226,7 @@
                 <w:noProof/>
                 <w:webHidden/>
               </w:rPr>
-              <w:instrText xml:space="preserve"> PAGEREF _Toc241867418 \h </w:instrText>
+              <w:instrText xml:space="preserve"> PAGEREF _Toc241956397 \h </w:instrText>
             </w:r>
             <w:r>
               <w:rPr>
@@ -273,7 +273,7 @@
               <w14:ligatures w14:val="standardContextual"/>
             </w:rPr>
           </w:pPr>
-          <w:hyperlink w:anchor="_Toc241867419" w:history="1">
+          <w:hyperlink w:anchor="_Toc241956398" w:history="1">
             <w:r>
               <w:rPr>
                 <w:rStyle w:val="Hyperlink"/>
@@ -300,7 +300,7 @@
                 <w:noProof/>
                 <w:webHidden/>
               </w:rPr>
-              <w:instrText xml:space="preserve"> PAGEREF _Toc241867419 \h </w:instrText>
+              <w:instrText xml:space="preserve"> PAGEREF _Toc241956398 \h </w:instrText>
             </w:r>
             <w:r>
               <w:rPr>
@@ -347,7 +347,7 @@
               <w14:ligatures w14:val="standardContextual"/>
             </w:rPr>
           </w:pPr>
-          <w:hyperlink w:anchor="_Toc241867420" w:history="1">
+          <w:hyperlink w:anchor="_Toc241956399" w:history="1">
             <w:r>
               <w:rPr>
                 <w:rStyle w:val="Hyperlink"/>
@@ -374,7 +374,7 @@
                 <w:noProof/>
                 <w:webHidden/>
               </w:rPr>
-              <w:instrText xml:space="preserve"> PAGEREF _Toc241867420 \h </w:instrText>
+              <w:instrText xml:space="preserve"> PAGEREF _Toc241956399 \h </w:instrText>
             </w:r>
             <w:r>
               <w:rPr>
@@ -421,7 +421,7 @@
               <w14:ligatures w14:val="standardContextual"/>
             </w:rPr>
           </w:pPr>
-          <w:hyperlink w:anchor="_Toc241867421" w:history="1">
+          <w:hyperlink w:anchor="_Toc241956400" w:history="1">
             <w:r>
               <w:rPr>
                 <w:rStyle w:val="Hyperlink"/>
@@ -448,7 +448,7 @@
                 <w:noProof/>
                 <w:webHidden/>
               </w:rPr>
-              <w:instrText xml:space="preserve"> PAGEREF _Toc241867421 \h </w:instrText>
+              <w:instrText xml:space="preserve"> PAGEREF _Toc241956400 \h </w:instrText>
             </w:r>
             <w:r>
               <w:rPr>
@@ -495,7 +495,7 @@
               <w14:ligatures w14:val="standardContextual"/>
             </w:rPr>
           </w:pPr>
-          <w:hyperlink w:anchor="_Toc241867422" w:history="1">
+          <w:hyperlink w:anchor="_Toc241956401" w:history="1">
             <w:r>
               <w:rPr>
                 <w:rStyle w:val="Hyperlink"/>
@@ -522,7 +522,7 @@
                 <w:noProof/>
                 <w:webHidden/>
               </w:rPr>
-              <w:instrText xml:space="preserve"> PAGEREF _Toc241867422 \h </w:instrText>
+              <w:instrText xml:space="preserve"> PAGEREF _Toc241956401 \h </w:instrText>
             </w:r>
             <w:r>
               <w:rPr>
@@ -569,7 +569,7 @@
               <w14:ligatures w14:val="standardContextual"/>
             </w:rPr>
           </w:pPr>
-          <w:hyperlink w:anchor="_Toc241867423" w:history="1">
+          <w:hyperlink w:anchor="_Toc241956402" w:history="1">
             <w:r>
               <w:rPr>
                 <w:rStyle w:val="Hyperlink"/>
@@ -596,7 +596,7 @@
                 <w:noProof/>
                 <w:webHidden/>
               </w:rPr>
-              <w:instrText xml:space="preserve"> PAGEREF _Toc241867423 \h </w:instrText>
+              <w:instrText xml:space="preserve"> PAGEREF _Toc241956402 \h </w:instrText>
             </w:r>
             <w:r>
               <w:rPr>
@@ -643,7 +643,7 @@
               <w14:ligatures w14:val="standardContextual"/>
             </w:rPr>
           </w:pPr>
-          <w:hyperlink w:anchor="_Toc241867424" w:history="1">
+          <w:hyperlink w:anchor="_Toc241956403" w:history="1">
             <w:r>
               <w:rPr>
                 <w:rStyle w:val="Hyperlink"/>
@@ -670,7 +670,7 @@
                 <w:noProof/>
                 <w:webHidden/>
               </w:rPr>
-              <w:instrText xml:space="preserve"> PAGEREF _Toc241867424 \h </w:instrText>
+              <w:instrText xml:space="preserve"> PAGEREF _Toc241956403 \h </w:instrText>
             </w:r>
             <w:r>
               <w:rPr>
@@ -717,7 +717,7 @@
               <w14:ligatures w14:val="standardContextual"/>
             </w:rPr>
           </w:pPr>
-          <w:hyperlink w:anchor="_Toc241867425" w:history="1">
+          <w:hyperlink w:anchor="_Toc241956404" w:history="1">
             <w:r>
               <w:rPr>
                 <w:rStyle w:val="Hyperlink"/>
@@ -744,7 +744,7 @@
                 <w:noProof/>
                 <w:webHidden/>
               </w:rPr>
-              <w:instrText xml:space="preserve"> PAGEREF _Toc241867425 \h </w:instrText>
+              <w:instrText xml:space="preserve"> PAGEREF _Toc241956404 \h </w:instrText>
             </w:r>
             <w:r>
               <w:rPr>
@@ -787,7 +787,7 @@
         <w:pStyle w:val="Heading1"/>
       </w:pPr>
       <w:bookmarkStart w:id="0" w:name="facilitator-answer-key"/>
-      <w:bookmarkStart w:id="1" w:name="_Toc241867416"/>
+      <w:bookmarkStart w:id="1" w:name="_Toc241956395"/>
       <w:r>
         <w:t>Facilitator Answer Key</w:t>
       </w:r>
@@ -839,7 +839,7 @@
     </w:p>
     <w:p>
       <w:r>
-        <w:pict w14:anchorId="288EE0F6">
+        <w:pict w14:anchorId="51B26FF0">
           <v:rect id="_x0000_i1025" style="width:0;height:1.5pt" o:hralign="center" o:hrstd="t" o:hr="t"/>
         </w:pict>
       </w:r>
@@ -849,7 +849,7 @@
         <w:pStyle w:val="Heading2"/>
       </w:pPr>
       <w:bookmarkStart w:id="2" w:name="exercise-1--executive-command-center"/>
-      <w:bookmarkStart w:id="3" w:name="_Toc241867417"/>
+      <w:bookmarkStart w:id="3" w:name="_Toc241956396"/>
       <w:r>
         <w:t>Exercise 1 — Executive Command Center</w:t>
       </w:r>
@@ -881,10 +881,7 @@
         <w:t>HTML file</w:t>
       </w:r>
       <w:r>
-        <w:t xml:space="preserve"> </w:t>
-      </w:r>
-      <w:r>
-        <w:t xml:space="preserve">in the side panel's </w:t>
+        <w:t xml:space="preserve"> in the side panel's </w:t>
       </w:r>
       <w:r>
         <w:rPr>
@@ -981,10 +978,7 @@
         <w:t>Lean in / Delegate / Re-engage / Protect time</w:t>
       </w:r>
       <w:r>
-        <w:t xml:space="preserve">, explains the </w:t>
-      </w:r>
-      <w:r>
-        <w:t>signal behind it, and gives one next action.</w:t>
+        <w:t>, explains the signal behind it, and gives one next action.</w:t>
       </w:r>
     </w:p>
     <w:p>
@@ -1068,21 +1062,27 @@
           <w:b/>
           <w:bCs/>
         </w:rPr>
-        <w:t>With seeded data</w:t>
-      </w:r>
-      <w:r>
-        <w:t xml:space="preserve"> (</w:t>
+        <w:t xml:space="preserve">Your demo (seeded with </w:t>
       </w:r>
       <w:hyperlink r:id="rId7">
         <w:r>
           <w:rPr>
             <w:rStyle w:val="Hyperlink"/>
+            <w:b/>
+            <w:bCs/>
           </w:rPr>
           <w:t>seed-content.docx</w:t>
         </w:r>
       </w:hyperlink>
       <w:r>
-        <w:t xml:space="preserve">): the Thursday </w:t>
+        <w:rPr>
+          <w:b/>
+          <w:bCs/>
+        </w:rPr>
+        <w:t>):</w:t>
+      </w:r>
+      <w:r>
+        <w:t xml:space="preserve"> the Thursday </w:t>
       </w:r>
       <w:r>
         <w:rPr>
@@ -1102,10 +1102,7 @@
         <w:t>T-2008 payroll</w:t>
       </w:r>
       <w:r>
-        <w:t xml:space="preserve"> </w:t>
-      </w:r>
-      <w:r>
-        <w:t>email should appear as urgent or needing attention.</w:t>
+        <w:t xml:space="preserve"> email should appear as urgent or needing attention; the newsletter and FYI shouldn't.</w:t>
       </w:r>
     </w:p>
     <w:p>
@@ -1121,10 +1118,30 @@
           <w:b/>
           <w:bCs/>
         </w:rPr>
-        <w:t>Nearly empty dashboard?</w:t>
-      </w:r>
-      <w:r>
-        <w:t xml:space="preserve"> Expected on fresh accounts; the pattern is what matters.</w:t>
+        <w:t>Attendees</w:t>
+      </w:r>
+      <w:r>
+        <w:t xml:space="preserve"> run it on their </w:t>
+      </w:r>
+      <w:r>
+        <w:rPr>
+          <w:b/>
+          <w:bCs/>
+        </w:rPr>
+        <w:t>own</w:t>
+      </w:r>
+      <w:r>
+        <w:t xml:space="preserve"> mail, calendar, and Teams, so every dashboard differs and you can't check content against a key. Check the </w:t>
+      </w:r>
+      <w:r>
+        <w:rPr>
+          <w:b/>
+          <w:bCs/>
+        </w:rPr>
+        <w:t>structure</w:t>
+      </w:r>
+      <w:r>
+        <w:t xml:space="preserve"> instead (sections, labels, next actions, skill, schedule), and don't ask anyone to share their screen.</w:t>
       </w:r>
     </w:p>
     <w:p>
@@ -1140,6 +1157,26 @@
           <w:b/>
           <w:bCs/>
         </w:rPr>
+        <w:t>Nearly empty dashboard?</w:t>
+      </w:r>
+      <w:r>
+        <w:t xml:space="preserve"> Expected for a quiet week; the pattern is what matters.</w:t>
+      </w:r>
+    </w:p>
+    <w:p>
+      <w:pPr>
+        <w:pStyle w:val="Compact"/>
+        <w:numPr>
+          <w:ilvl w:val="0"/>
+          <w:numId w:val="2"/>
+        </w:numPr>
+      </w:pPr>
+      <w:r>
+        <w:rPr>
+          <w:b/>
+          <w:bCs/>
+        </w:rPr>
+        <w:lastRenderedPageBreak/>
         <w:t>Approvals:</w:t>
       </w:r>
       <w:r>
@@ -1188,7 +1225,7 @@
     </w:p>
     <w:p>
       <w:r>
-        <w:pict w14:anchorId="0C58F411">
+        <w:pict w14:anchorId="457D1A23">
           <v:rect id="_x0000_i1026" style="width:0;height:1.5pt" o:hralign="center" o:hrstd="t" o:hr="t"/>
         </w:pict>
       </w:r>
@@ -1198,10 +1235,9 @@
         <w:pStyle w:val="Heading2"/>
       </w:pPr>
       <w:bookmarkStart w:id="4" w:name="exercise-2--deep-research"/>
-      <w:bookmarkStart w:id="5" w:name="_Toc241867418"/>
+      <w:bookmarkStart w:id="5" w:name="_Toc241956397"/>
       <w:bookmarkEnd w:id="2"/>
       <w:r>
-        <w:lastRenderedPageBreak/>
         <w:t>Exercise 2 — Deep Research</w:t>
       </w:r>
       <w:bookmarkEnd w:id="5"/>
@@ -1251,10 +1287,7 @@
         <w:t>Practices it should cover:</w:t>
       </w:r>
       <w:r>
-        <w:t xml:space="preserve"> </w:t>
-      </w:r>
-      <w:r>
-        <w:t xml:space="preserve">a standard question set for every candidate; competency-based behavioral questions (e.g., STAR: Situation, Task, Action, Result); </w:t>
+        <w:t xml:space="preserve"> a standard question set for every candidate; competency-based behavioral questions (e.g., STAR: Situation, Task, Action, Result); </w:t>
       </w:r>
       <w:r>
         <w:rPr>
@@ -1312,10 +1345,7 @@
         <w:t>Red flag:</w:t>
       </w:r>
       <w:r>
-        <w:t xml:space="preserve"> </w:t>
-      </w:r>
-      <w:r>
-        <w:t>claims with no citation, or citations that don't open. Ask the attendee to check the source themselves.</w:t>
+        <w:t xml:space="preserve"> claims with no citation, or citations that don't open. Ask the attendee to check the source themselves.</w:t>
       </w:r>
     </w:p>
     <w:p>
@@ -1709,10 +1739,7 @@
         <w:t>Fail cases to catch:</w:t>
       </w:r>
       <w:r>
-        <w:t xml:space="preserve"> </w:t>
-      </w:r>
-      <w:r>
-        <w:t xml:space="preserve">blank or "TBD" scale descriptions; only one file produced; competencies that don't match the HR Coordinator role. Coach with: </w:t>
+        <w:t xml:space="preserve"> blank or "TBD" scale descriptions; only one file produced; competencies that don't match the HR Coordinator role. Coach with: </w:t>
       </w:r>
       <w:r>
         <w:rPr>
@@ -1724,7 +1751,7 @@
     </w:p>
     <w:p>
       <w:r>
-        <w:pict w14:anchorId="4B97FA94">
+        <w:pict w14:anchorId="6B608349">
           <v:rect id="_x0000_i1027" style="width:0;height:1.5pt" o:hralign="center" o:hrstd="t" o:hr="t"/>
         </w:pict>
       </w:r>
@@ -1734,7 +1761,7 @@
         <w:pStyle w:val="Heading2"/>
       </w:pPr>
       <w:bookmarkStart w:id="6" w:name="Xf31618444fc0de867e378affd71f2459dee6a34"/>
-      <w:bookmarkStart w:id="7" w:name="_Toc241867419"/>
+      <w:bookmarkStart w:id="7" w:name="_Toc241956398"/>
       <w:bookmarkEnd w:id="4"/>
       <w:r>
         <w:t>Exercise 3 — Navigate websites with Cowork's browser</w:t>
@@ -1945,6 +1972,7 @@
               <w:rPr>
                 <w:sz w:val="19"/>
               </w:rPr>
+              <w:lastRenderedPageBreak/>
               <w:t>Threshold</w:t>
             </w:r>
           </w:p>
@@ -2159,7 +2187,6 @@
               <w:rPr>
                 <w:sz w:val="19"/>
               </w:rPr>
-              <w:lastRenderedPageBreak/>
               <w:t>When paid</w:t>
             </w:r>
           </w:p>
@@ -2306,13 +2333,7 @@
               <w:rPr>
                 <w:sz w:val="19"/>
               </w:rPr>
-              <w:t xml:space="preserve"> </w:t>
-            </w:r>
-            <w:r>
-              <w:rPr>
-                <w:sz w:val="19"/>
-              </w:rPr>
-              <w:t>overtime pay; applies regardless of employer size</w:t>
+              <w:t xml:space="preserve"> overtime pay; applies regardless of employer size</w:t>
             </w:r>
           </w:p>
         </w:tc>
@@ -2543,10 +2564,7 @@
         <w:t>3b — Word brief for payroll:</w:t>
       </w:r>
       <w:r>
-        <w:t xml:space="preserve"> one page in the Output folder: what the federal and Washington rules </w:t>
-      </w:r>
-      <w:r>
-        <w:t xml:space="preserve">say, that the handbook matches, and a next step for </w:t>
+        <w:t xml:space="preserve"> one page in the Output folder: what the federal and Washington rules say, that the handbook matches, and a next step for </w:t>
       </w:r>
       <w:r>
         <w:rPr>
@@ -2582,15 +2600,12 @@
         </w:r>
       </w:hyperlink>
       <w:r>
-        <w:t xml:space="preserve">. "Browser tasks run in Microsoft Edge" means the wrong browser; no browser step at all usually means </w:t>
-      </w:r>
-      <w:r>
-        <w:t>browser use isn't allowed for the account, or the Edge setting is off. The attendee follows the facilitator demo.</w:t>
-      </w:r>
-    </w:p>
-    <w:p>
-      <w:r>
-        <w:pict w14:anchorId="2074E7C5">
+        <w:t>. "Browser tasks run in Microsoft Edge" means the wrong browser; no browser step at all usually means browser use isn't allowed for the account, or the Edge setting is off. The attendee follows the facilitator demo.</w:t>
+      </w:r>
+    </w:p>
+    <w:p>
+      <w:r>
+        <w:pict w14:anchorId="709967CD">
           <v:rect id="_x0000_i1028" style="width:0;height:1.5pt" o:hralign="center" o:hrstd="t" o:hr="t"/>
         </w:pict>
       </w:r>
@@ -2600,7 +2615,7 @@
         <w:pStyle w:val="Heading2"/>
       </w:pPr>
       <w:bookmarkStart w:id="8" w:name="X0709c79939a344d3d14cb5c15a073afb84f09bb"/>
-      <w:bookmarkStart w:id="9" w:name="_Toc241867420"/>
+      <w:bookmarkStart w:id="9" w:name="_Toc241956399"/>
       <w:bookmarkEnd w:id="6"/>
       <w:r>
         <w:t>Exercise 4 — Custom skill: HR Policy Answer</w:t>
@@ -2806,6 +2821,7 @@
                 <w:b/>
                 <w:sz w:val="19"/>
               </w:rPr>
+              <w:lastRenderedPageBreak/>
               <w:t>Question</w:t>
             </w:r>
           </w:p>
@@ -2908,7 +2924,6 @@
               <w:rPr>
                 <w:sz w:val="19"/>
               </w:rPr>
-              <w:lastRenderedPageBreak/>
               <w:t>What are the anchor office days?</w:t>
             </w:r>
           </w:p>
@@ -3161,7 +3176,7 @@
     </w:p>
     <w:p>
       <w:r>
-        <w:pict w14:anchorId="3FEC288A">
+        <w:pict w14:anchorId="48300D0C">
           <v:rect id="_x0000_i1029" style="width:0;height:1.5pt" o:hralign="center" o:hrstd="t" o:hr="t"/>
         </w:pict>
       </w:r>
@@ -3171,7 +3186,7 @@
         <w:pStyle w:val="Heading2"/>
       </w:pPr>
       <w:bookmarkStart w:id="10" w:name="exercise-5--recruiting--reporting"/>
-      <w:bookmarkStart w:id="11" w:name="_Toc241867421"/>
+      <w:bookmarkStart w:id="11" w:name="_Toc241956400"/>
       <w:bookmarkEnd w:id="8"/>
       <w:r>
         <w:t>Exercise 5 — Recruiting + reporting</w:t>
@@ -4172,6 +4187,7 @@
           <w:b/>
           <w:bCs/>
         </w:rPr>
+        <w:lastRenderedPageBreak/>
         <w:t>The only high-priority open ticket:</w:t>
       </w:r>
       <w:r>
@@ -4223,7 +4239,6 @@
         <w:pStyle w:val="BodyText"/>
       </w:pPr>
       <w:r>
-        <w:lastRenderedPageBreak/>
         <w:t xml:space="preserve">Open tickets to follow up: T-2006 (Benefits), T-2008 (Payroll, </w:t>
       </w:r>
       <w:r>
@@ -4234,10 +4249,7 @@
         <w:t>High</w:t>
       </w:r>
       <w:r>
-        <w:t xml:space="preserve">), T-2011 (Benefits), T-2014 </w:t>
-      </w:r>
-      <w:r>
-        <w:t>(Onboarding), T-2017 (Recruiting), T-2020 (PTO).</w:t>
+        <w:t>), T-2011 (Benefits), T-2014 (Onboarding), T-2017 (Recruiting), T-2020 (PTO).</w:t>
       </w:r>
     </w:p>
     <w:p>
@@ -4750,7 +4762,7 @@
     </w:p>
     <w:p>
       <w:r>
-        <w:pict w14:anchorId="61DC03E8">
+        <w:pict w14:anchorId="76715CA6">
           <v:rect id="_x0000_i1030" style="width:0;height:1.5pt" o:hralign="center" o:hrstd="t" o:hr="t"/>
         </w:pict>
       </w:r>
@@ -4760,7 +4772,7 @@
         <w:pStyle w:val="Heading2"/>
       </w:pPr>
       <w:bookmarkStart w:id="12" w:name="exercise-6--onboarding-orientation-pack"/>
-      <w:bookmarkStart w:id="13" w:name="_Toc241867422"/>
+      <w:bookmarkStart w:id="13" w:name="_Toc241956401"/>
       <w:bookmarkEnd w:id="10"/>
       <w:r>
         <w:t>Exercise 6 — Onboarding orientation pack</w:t>
@@ -4832,10 +4844,7 @@
         <w:t>Sofia Alvarez</w:t>
       </w:r>
       <w:r>
-        <w:t xml:space="preserve"> </w:t>
-      </w:r>
-      <w:r>
-        <w:t xml:space="preserve">(fictional, no account), </w:t>
+        <w:t xml:space="preserve"> (fictional, not invited), </w:t>
       </w:r>
       <w:r>
         <w:rPr>
@@ -4889,7 +4898,7 @@
     </w:p>
     <w:p>
       <w:r>
-        <w:pict w14:anchorId="508EC9F3">
+        <w:pict w14:anchorId="75FC3D98">
           <v:rect id="_x0000_i1031" style="width:0;height:1.5pt" o:hralign="center" o:hrstd="t" o:hr="t"/>
         </w:pict>
       </w:r>
@@ -4899,7 +4908,7 @@
         <w:pStyle w:val="Heading2"/>
       </w:pPr>
       <w:bookmarkStart w:id="14" w:name="exercise-7--automate--share"/>
-      <w:bookmarkStart w:id="15" w:name="_Toc241867423"/>
+      <w:bookmarkStart w:id="15" w:name="_Toc241956402"/>
       <w:bookmarkEnd w:id="12"/>
       <w:r>
         <w:t>Exercise 7 — Automate &amp; share</w:t>
@@ -5003,7 +5012,7 @@
         <w:t>Daily Briefing</w:t>
       </w:r>
       <w:r>
-        <w:t xml:space="preserve"> loads its skill chip and summarizes the day's meetings and tasks (light on fresh accounts).</w:t>
+        <w:t xml:space="preserve"> loads its skill chip and summarizes the day's meetings and tasks (light in a quiet week).</w:t>
       </w:r>
     </w:p>
     <w:p>
@@ -5047,7 +5056,7 @@
     </w:p>
     <w:p>
       <w:r>
-        <w:pict w14:anchorId="10E653FC">
+        <w:pict w14:anchorId="68D3E2A2">
           <v:rect id="_x0000_i1032" style="width:0;height:1.5pt" o:hralign="center" o:hrstd="t" o:hr="t"/>
         </w:pict>
       </w:r>
@@ -5057,7 +5066,7 @@
         <w:pStyle w:val="Heading2"/>
       </w:pPr>
       <w:bookmarkStart w:id="16" w:name="X45007ab7b9acbdd9cc495b2ef7a7984f4408fa5"/>
-      <w:bookmarkStart w:id="17" w:name="_Toc241867424"/>
+      <w:bookmarkStart w:id="17" w:name="_Toc241956403"/>
       <w:bookmarkEnd w:id="14"/>
       <w:r>
         <w:lastRenderedPageBreak/>
@@ -5099,10 +5108,7 @@
         <w:t>benefits-summary.docx</w:t>
       </w:r>
       <w:r>
-        <w:t xml:space="preserve"> (the same Word files </w:t>
-      </w:r>
-      <w:r>
-        <w:t>used in Cowork). If someone brings their own Markdown or CSV file, it won't be accepted; Agent Builder doesn't take .md or .csv.</w:t>
+        <w:t xml:space="preserve"> (the same Word files used in Cowork). If someone brings their own Markdown or CSV file, it won't be accepted; Agent Builder doesn't take .md or .csv.</w:t>
       </w:r>
     </w:p>
     <w:p>
@@ -5189,15 +5195,12 @@
         <w:t>refresh</w:t>
       </w:r>
       <w:r>
-        <w:t xml:space="preserve"> </w:t>
-      </w:r>
-      <w:r>
-        <w:t>in the Configure tab's Knowledge section.</w:t>
-      </w:r>
-    </w:p>
-    <w:p>
-      <w:r>
-        <w:pict w14:anchorId="6F30A2D1">
+        <w:t xml:space="preserve"> in the Configure tab's Knowledge section.</w:t>
+      </w:r>
+    </w:p>
+    <w:p>
+      <w:r>
+        <w:pict w14:anchorId="23AA48C7">
           <v:rect id="_x0000_i1033" style="width:0;height:1.5pt" o:hralign="center" o:hrstd="t" o:hr="t"/>
         </w:pict>
       </w:r>
@@ -5207,7 +5210,7 @@
         <w:pStyle w:val="Heading2"/>
       </w:pPr>
       <w:bookmarkStart w:id="18" w:name="Xc9afd5d657867fa8c174d209ddda534aec1d500"/>
-      <w:bookmarkStart w:id="19" w:name="_Toc241867425"/>
+      <w:bookmarkStart w:id="19" w:name="_Toc241956404"/>
       <w:bookmarkEnd w:id="16"/>
       <w:r>
         <w:t>Fallback walkthrough (for attendees who can't run Cowork)</w:t>
@@ -5355,7 +5358,7 @@
   <w:abstractNum w:abstractNumId="0" w15:restartNumberingAfterBreak="0">
     <w:nsid w:val="0000A990"/>
     <w:multiLevelType w:val="multilevel"/>
-    <w:tmpl w:val="3ADED10E"/>
+    <w:tmpl w:val="80164A8E"/>
     <w:lvl w:ilvl="0">
       <w:numFmt w:val="bullet"/>
       <w:lvlText w:val=" "/>
@@ -5432,7 +5435,7 @@
   <w:abstractNum w:abstractNumId="1" w15:restartNumberingAfterBreak="0">
     <w:nsid w:val="0000A991"/>
     <w:multiLevelType w:val="multilevel"/>
-    <w:tmpl w:val="B8645B9E"/>
+    <w:tmpl w:val="505E79E6"/>
     <w:lvl w:ilvl="0">
       <w:numFmt w:val="bullet"/>
       <w:lvlText w:val=""/>
@@ -5533,34 +5536,34 @@
       </w:rPr>
     </w:lvl>
   </w:abstractNum>
-  <w:num w:numId="1" w16cid:durableId="681515538">
+  <w:num w:numId="1" w16cid:durableId="761996078">
     <w:abstractNumId w:val="0"/>
   </w:num>
-  <w:num w:numId="2" w16cid:durableId="511531229">
+  <w:num w:numId="2" w16cid:durableId="205600972">
     <w:abstractNumId w:val="1"/>
   </w:num>
-  <w:num w:numId="3" w16cid:durableId="256208747">
+  <w:num w:numId="3" w16cid:durableId="1758669579">
     <w:abstractNumId w:val="1"/>
   </w:num>
-  <w:num w:numId="4" w16cid:durableId="1306810488">
+  <w:num w:numId="4" w16cid:durableId="149947996">
     <w:abstractNumId w:val="1"/>
   </w:num>
-  <w:num w:numId="5" w16cid:durableId="658193905">
+  <w:num w:numId="5" w16cid:durableId="1577395179">
     <w:abstractNumId w:val="1"/>
   </w:num>
-  <w:num w:numId="6" w16cid:durableId="1583100612">
+  <w:num w:numId="6" w16cid:durableId="1631126875">
     <w:abstractNumId w:val="1"/>
   </w:num>
-  <w:num w:numId="7" w16cid:durableId="1873112608">
+  <w:num w:numId="7" w16cid:durableId="121265222">
     <w:abstractNumId w:val="1"/>
   </w:num>
-  <w:num w:numId="8" w16cid:durableId="1117607083">
+  <w:num w:numId="8" w16cid:durableId="1344699231">
     <w:abstractNumId w:val="1"/>
   </w:num>
-  <w:num w:numId="9" w16cid:durableId="873494038">
+  <w:num w:numId="9" w16cid:durableId="2022196643">
     <w:abstractNumId w:val="1"/>
   </w:num>
-  <w:num w:numId="10" w16cid:durableId="165051759">
+  <w:num w:numId="10" w16cid:durableId="836000068">
     <w:abstractNumId w:val="1"/>
   </w:num>
 </w:numbering>
@@ -6503,6 +6506,34 @@
       <w:sz w:val="4"/>
     </w:rPr>
   </w:style>
+  <w:style w:type="character" w:customStyle="1" w:styleId="PromptGoal">
+    <w:name w:val="Prompt Goal"/>
+    <w:rPr>
+      <w:color w:val="1F4E99"/>
+      <w:shd w:val="clear" w:color="auto" w:fill="DCEBFF"/>
+    </w:rPr>
+  </w:style>
+  <w:style w:type="character" w:customStyle="1" w:styleId="PromptSource">
+    <w:name w:val="Prompt Source"/>
+    <w:rPr>
+      <w:color w:val="1E6B32"/>
+      <w:shd w:val="clear" w:color="auto" w:fill="DFF5E1"/>
+    </w:rPr>
+  </w:style>
+  <w:style w:type="character" w:customStyle="1" w:styleId="PromptExpectations">
+    <w:name w:val="Prompt Expectations"/>
+    <w:rPr>
+      <w:color w:val="8A4B00"/>
+      <w:shd w:val="clear" w:color="auto" w:fill="FFE9CC"/>
+    </w:rPr>
+  </w:style>
+  <w:style w:type="character" w:customStyle="1" w:styleId="PromptConstraints">
+    <w:name w:val="Prompt Constraints"/>
+    <w:rPr>
+      <w:color w:val="5B2C91"/>
+      <w:shd w:val="clear" w:color="auto" w:fill="EDE3FA"/>
+    </w:rPr>
+  </w:style>
   <w:style w:type="paragraph" w:customStyle="1" w:styleId="SourceCode">
     <w:name w:val="Source Code"/>
     <w:basedOn w:val="Normal"/>
@@ -6811,7 +6842,7 @@
     <w:next w:val="Normal"/>
     <w:autoRedefine/>
     <w:uiPriority w:val="39"/>
-    <w:rsid w:val="00635C31"/>
+    <w:rsid w:val="00D41BC6"/>
     <w:pPr>
       <w:spacing w:after="100"/>
     </w:pPr>
@@ -6822,7 +6853,7 @@
     <w:next w:val="Normal"/>
     <w:autoRedefine/>
     <w:uiPriority w:val="39"/>
-    <w:rsid w:val="00635C31"/>
+    <w:rsid w:val="00D41BC6"/>
     <w:pPr>
       <w:spacing w:after="100"/>
       <w:ind w:left="210"/>
@@ -6832,7 +6863,7 @@
     <w:name w:val="header"/>
     <w:basedOn w:val="Normal"/>
     <w:link w:val="HeaderChar"/>
-    <w:rsid w:val="00635C31"/>
+    <w:rsid w:val="00D41BC6"/>
     <w:pPr>
       <w:tabs>
         <w:tab w:val="center" w:pos="4513"/>
@@ -6845,7 +6876,7 @@
     <w:name w:val="Header Char"/>
     <w:basedOn w:val="DefaultParagraphFont"/>
     <w:link w:val="Header"/>
-    <w:rsid w:val="00635C31"/>
+    <w:rsid w:val="00D41BC6"/>
     <w:rPr>
       <w:rFonts w:ascii="Segoe UI" w:eastAsia="Segoe UI" w:hAnsi="Segoe UI" w:cs="Segoe UI"/>
       <w:color w:val="242424"/>
@@ -6856,7 +6887,7 @@
     <w:name w:val="footer"/>
     <w:basedOn w:val="Normal"/>
     <w:link w:val="FooterChar"/>
-    <w:rsid w:val="00635C31"/>
+    <w:rsid w:val="00D41BC6"/>
     <w:pPr>
       <w:tabs>
         <w:tab w:val="center" w:pos="4513"/>
@@ -6869,7 +6900,7 @@
     <w:name w:val="Footer Char"/>
     <w:basedOn w:val="DefaultParagraphFont"/>
     <w:link w:val="Footer"/>
-    <w:rsid w:val="00635C31"/>
+    <w:rsid w:val="00D41BC6"/>
     <w:rPr>
       <w:rFonts w:ascii="Segoe UI" w:eastAsia="Segoe UI" w:hAnsi="Segoe UI" w:cs="Segoe UI"/>
       <w:color w:val="242424"/>

--- a/instructor/facilitator-answer-key.docx
+++ b/instructor/facilitator-answer-key.docx
@@ -10,7 +10,7 @@
           <w:sz w:val="21"/>
           <w:szCs w:val="24"/>
         </w:rPr>
-        <w:id w:val="1154795971"/>
+        <w:id w:val="-2122370881"/>
         <w:docPartObj>
           <w:docPartGallery w:val="Table of Contents"/>
           <w:docPartUnique/>
@@ -51,7 +51,7 @@
           <w:r>
             <w:fldChar w:fldCharType="separate"/>
           </w:r>
-          <w:hyperlink w:anchor="_Toc241956395" w:history="1">
+          <w:hyperlink w:anchor="_Toc242260924" w:history="1">
             <w:r>
               <w:rPr>
                 <w:rStyle w:val="Hyperlink"/>
@@ -78,7 +78,7 @@
                 <w:noProof/>
                 <w:webHidden/>
               </w:rPr>
-              <w:instrText xml:space="preserve"> PAGEREF _Toc241956395 \h </w:instrText>
+              <w:instrText xml:space="preserve"> PAGEREF _Toc242260924 \h </w:instrText>
             </w:r>
             <w:r>
               <w:rPr>
@@ -125,7 +125,7 @@
               <w14:ligatures w14:val="standardContextual"/>
             </w:rPr>
           </w:pPr>
-          <w:hyperlink w:anchor="_Toc241956396" w:history="1">
+          <w:hyperlink w:anchor="_Toc242260925" w:history="1">
             <w:r>
               <w:rPr>
                 <w:rStyle w:val="Hyperlink"/>
@@ -152,7 +152,7 @@
                 <w:noProof/>
                 <w:webHidden/>
               </w:rPr>
-              <w:instrText xml:space="preserve"> PAGEREF _Toc241956396 \h </w:instrText>
+              <w:instrText xml:space="preserve"> PAGEREF _Toc242260925 \h </w:instrText>
             </w:r>
             <w:r>
               <w:rPr>
@@ -199,7 +199,7 @@
               <w14:ligatures w14:val="standardContextual"/>
             </w:rPr>
           </w:pPr>
-          <w:hyperlink w:anchor="_Toc241956397" w:history="1">
+          <w:hyperlink w:anchor="_Toc242260926" w:history="1">
             <w:r>
               <w:rPr>
                 <w:rStyle w:val="Hyperlink"/>
@@ -226,7 +226,7 @@
                 <w:noProof/>
                 <w:webHidden/>
               </w:rPr>
-              <w:instrText xml:space="preserve"> PAGEREF _Toc241956397 \h </w:instrText>
+              <w:instrText xml:space="preserve"> PAGEREF _Toc242260926 \h </w:instrText>
             </w:r>
             <w:r>
               <w:rPr>
@@ -273,7 +273,7 @@
               <w14:ligatures w14:val="standardContextual"/>
             </w:rPr>
           </w:pPr>
-          <w:hyperlink w:anchor="_Toc241956398" w:history="1">
+          <w:hyperlink w:anchor="_Toc242260927" w:history="1">
             <w:r>
               <w:rPr>
                 <w:rStyle w:val="Hyperlink"/>
@@ -300,7 +300,7 @@
                 <w:noProof/>
                 <w:webHidden/>
               </w:rPr>
-              <w:instrText xml:space="preserve"> PAGEREF _Toc241956398 \h </w:instrText>
+              <w:instrText xml:space="preserve"> PAGEREF _Toc242260927 \h </w:instrText>
             </w:r>
             <w:r>
               <w:rPr>
@@ -347,7 +347,7 @@
               <w14:ligatures w14:val="standardContextual"/>
             </w:rPr>
           </w:pPr>
-          <w:hyperlink w:anchor="_Toc241956399" w:history="1">
+          <w:hyperlink w:anchor="_Toc242260928" w:history="1">
             <w:r>
               <w:rPr>
                 <w:rStyle w:val="Hyperlink"/>
@@ -374,7 +374,7 @@
                 <w:noProof/>
                 <w:webHidden/>
               </w:rPr>
-              <w:instrText xml:space="preserve"> PAGEREF _Toc241956399 \h </w:instrText>
+              <w:instrText xml:space="preserve"> PAGEREF _Toc242260928 \h </w:instrText>
             </w:r>
             <w:r>
               <w:rPr>
@@ -421,7 +421,7 @@
               <w14:ligatures w14:val="standardContextual"/>
             </w:rPr>
           </w:pPr>
-          <w:hyperlink w:anchor="_Toc241956400" w:history="1">
+          <w:hyperlink w:anchor="_Toc242260929" w:history="1">
             <w:r>
               <w:rPr>
                 <w:rStyle w:val="Hyperlink"/>
@@ -448,7 +448,7 @@
                 <w:noProof/>
                 <w:webHidden/>
               </w:rPr>
-              <w:instrText xml:space="preserve"> PAGEREF _Toc241956400 \h </w:instrText>
+              <w:instrText xml:space="preserve"> PAGEREF _Toc242260929 \h </w:instrText>
             </w:r>
             <w:r>
               <w:rPr>
@@ -495,7 +495,7 @@
               <w14:ligatures w14:val="standardContextual"/>
             </w:rPr>
           </w:pPr>
-          <w:hyperlink w:anchor="_Toc241956401" w:history="1">
+          <w:hyperlink w:anchor="_Toc242260930" w:history="1">
             <w:r>
               <w:rPr>
                 <w:rStyle w:val="Hyperlink"/>
@@ -522,7 +522,7 @@
                 <w:noProof/>
                 <w:webHidden/>
               </w:rPr>
-              <w:instrText xml:space="preserve"> PAGEREF _Toc241956401 \h </w:instrText>
+              <w:instrText xml:space="preserve"> PAGEREF _Toc242260930 \h </w:instrText>
             </w:r>
             <w:r>
               <w:rPr>
@@ -569,7 +569,7 @@
               <w14:ligatures w14:val="standardContextual"/>
             </w:rPr>
           </w:pPr>
-          <w:hyperlink w:anchor="_Toc241956402" w:history="1">
+          <w:hyperlink w:anchor="_Toc242260931" w:history="1">
             <w:r>
               <w:rPr>
                 <w:rStyle w:val="Hyperlink"/>
@@ -596,7 +596,7 @@
                 <w:noProof/>
                 <w:webHidden/>
               </w:rPr>
-              <w:instrText xml:space="preserve"> PAGEREF _Toc241956402 \h </w:instrText>
+              <w:instrText xml:space="preserve"> PAGEREF _Toc242260931 \h </w:instrText>
             </w:r>
             <w:r>
               <w:rPr>
@@ -616,7 +616,7 @@
                 <w:noProof/>
                 <w:webHidden/>
               </w:rPr>
-              <w:t>5</w:t>
+              <w:t>6</w:t>
             </w:r>
             <w:r>
               <w:rPr>
@@ -643,7 +643,7 @@
               <w14:ligatures w14:val="standardContextual"/>
             </w:rPr>
           </w:pPr>
-          <w:hyperlink w:anchor="_Toc241956403" w:history="1">
+          <w:hyperlink w:anchor="_Toc242260932" w:history="1">
             <w:r>
               <w:rPr>
                 <w:rStyle w:val="Hyperlink"/>
@@ -670,7 +670,7 @@
                 <w:noProof/>
                 <w:webHidden/>
               </w:rPr>
-              <w:instrText xml:space="preserve"> PAGEREF _Toc241956403 \h </w:instrText>
+              <w:instrText xml:space="preserve"> PAGEREF _Toc242260932 \h </w:instrText>
             </w:r>
             <w:r>
               <w:rPr>
@@ -717,7 +717,7 @@
               <w14:ligatures w14:val="standardContextual"/>
             </w:rPr>
           </w:pPr>
-          <w:hyperlink w:anchor="_Toc241956404" w:history="1">
+          <w:hyperlink w:anchor="_Toc242260933" w:history="1">
             <w:r>
               <w:rPr>
                 <w:rStyle w:val="Hyperlink"/>
@@ -744,7 +744,7 @@
                 <w:noProof/>
                 <w:webHidden/>
               </w:rPr>
-              <w:instrText xml:space="preserve"> PAGEREF _Toc241956404 \h </w:instrText>
+              <w:instrText xml:space="preserve"> PAGEREF _Toc242260933 \h </w:instrText>
             </w:r>
             <w:r>
               <w:rPr>
@@ -787,7 +787,7 @@
         <w:pStyle w:val="Heading1"/>
       </w:pPr>
       <w:bookmarkStart w:id="0" w:name="facilitator-answer-key"/>
-      <w:bookmarkStart w:id="1" w:name="_Toc241956395"/>
+      <w:bookmarkStart w:id="1" w:name="_Toc242260924"/>
       <w:r>
         <w:t>Facilitator Answer Key</w:t>
       </w:r>
@@ -839,7 +839,7 @@
     </w:p>
     <w:p>
       <w:r>
-        <w:pict w14:anchorId="51B26FF0">
+        <w:pict w14:anchorId="2F0B37DC">
           <v:rect id="_x0000_i1025" style="width:0;height:1.5pt" o:hralign="center" o:hrstd="t" o:hr="t"/>
         </w:pict>
       </w:r>
@@ -849,7 +849,7 @@
         <w:pStyle w:val="Heading2"/>
       </w:pPr>
       <w:bookmarkStart w:id="2" w:name="exercise-1--executive-command-center"/>
-      <w:bookmarkStart w:id="3" w:name="_Toc241956396"/>
+      <w:bookmarkStart w:id="3" w:name="_Toc242260925"/>
       <w:r>
         <w:t>Exercise 1 — Executive Command Center</w:t>
       </w:r>
@@ -1225,7 +1225,7 @@
     </w:p>
     <w:p>
       <w:r>
-        <w:pict w14:anchorId="457D1A23">
+        <w:pict w14:anchorId="5C6AAF76">
           <v:rect id="_x0000_i1026" style="width:0;height:1.5pt" o:hralign="center" o:hrstd="t" o:hr="t"/>
         </w:pict>
       </w:r>
@@ -1235,7 +1235,7 @@
         <w:pStyle w:val="Heading2"/>
       </w:pPr>
       <w:bookmarkStart w:id="4" w:name="exercise-2--deep-research"/>
-      <w:bookmarkStart w:id="5" w:name="_Toc241956397"/>
+      <w:bookmarkStart w:id="5" w:name="_Toc242260926"/>
       <w:bookmarkEnd w:id="2"/>
       <w:r>
         <w:t>Exercise 2 — Deep Research</w:t>
@@ -1357,7 +1357,7 @@
           <w:b/>
           <w:bCs/>
         </w:rPr>
-        <w:t>Scorecard follow-up</w:t>
+        <w:t>Optional — Task 2c scorecard follow-up</w:t>
       </w:r>
       <w:r>
         <w:t xml:space="preserve"> (</w:t>
@@ -1751,7 +1751,7 @@
     </w:p>
     <w:p>
       <w:r>
-        <w:pict w14:anchorId="6B608349">
+        <w:pict w14:anchorId="03DA3915">
           <v:rect id="_x0000_i1027" style="width:0;height:1.5pt" o:hralign="center" o:hrstd="t" o:hr="t"/>
         </w:pict>
       </w:r>
@@ -1761,7 +1761,7 @@
         <w:pStyle w:val="Heading2"/>
       </w:pPr>
       <w:bookmarkStart w:id="6" w:name="Xf31618444fc0de867e378affd71f2459dee6a34"/>
-      <w:bookmarkStart w:id="7" w:name="_Toc241956398"/>
+      <w:bookmarkStart w:id="7" w:name="_Toc242260927"/>
       <w:bookmarkEnd w:id="4"/>
       <w:r>
         <w:t>Exercise 3 — Navigate websites with Cowork's browser</w:t>
@@ -2561,7 +2561,7 @@
           <w:b/>
           <w:bCs/>
         </w:rPr>
-        <w:t>3b — Word brief for payroll:</w:t>
+        <w:t>3b (optional) — Word brief for payroll:</w:t>
       </w:r>
       <w:r>
         <w:t xml:space="preserve"> one page in the Output folder: what the federal and Washington rules say, that the handbook matches, and a next step for </w:t>
@@ -2575,6 +2575,61 @@
       </w:r>
       <w:r>
         <w:t xml:space="preserve"> (Owen Wright, overtime missing), e.g. "correct in the next pay run or an off-cycle payment, confirm hours with the manager, and reply to Owen." Not sent anywhere.</w:t>
+      </w:r>
+    </w:p>
+    <w:p>
+      <w:pPr>
+        <w:pStyle w:val="BodyText"/>
+      </w:pPr>
+      <w:r>
+        <w:rPr>
+          <w:b/>
+          <w:bCs/>
+        </w:rPr>
+        <w:t>Stretch — exemption check (read only):</w:t>
+      </w:r>
+      <w:r>
+        <w:t xml:space="preserve"> DOL </w:t>
+      </w:r>
+      <w:r>
+        <w:rPr>
+          <w:b/>
+          <w:bCs/>
+        </w:rPr>
+        <w:t>Fact Sheet #17A</w:t>
+      </w:r>
+      <w:r>
+        <w:t xml:space="preserve"> (found through the dol.gov site search) sets the administrative exemption's tests: paid on a salary basis at or above the federal minimum, primary duty is office work related to management or general business operations, and that work includes </w:t>
+      </w:r>
+      <w:r>
+        <w:rPr>
+          <w:b/>
+          <w:bCs/>
+        </w:rPr>
+        <w:t>discretion and independent judgment on matters of significance</w:t>
+      </w:r>
+      <w:r>
+        <w:t xml:space="preserve">. A good answer says an HR Coordinator who mainly coordinates logistics, schedules, and records under set procedures </w:t>
+      </w:r>
+      <w:r>
+        <w:rPr>
+          <w:b/>
+          <w:bCs/>
+        </w:rPr>
+        <w:t>likely doesn't</w:t>
+      </w:r>
+      <w:r>
+        <w:t xml:space="preserve"> meet the duties test, so is likely </w:t>
+      </w:r>
+      <w:r>
+        <w:rPr>
+          <w:b/>
+          <w:bCs/>
+        </w:rPr>
+        <w:t>non-exempt</w:t>
+      </w:r>
+      <w:r>
+        <w:t>; it depends on actual duties. Washington's figure comes from L&amp;I's exempt-salary page and changes every January 1; accept whatever the current page says, with a link. Background, not a classification decision.</w:t>
       </w:r>
     </w:p>
     <w:p>
@@ -2605,7 +2660,7 @@
     </w:p>
     <w:p>
       <w:r>
-        <w:pict w14:anchorId="709967CD">
+        <w:pict w14:anchorId="65CC8DBA">
           <v:rect id="_x0000_i1028" style="width:0;height:1.5pt" o:hralign="center" o:hrstd="t" o:hr="t"/>
         </w:pict>
       </w:r>
@@ -2615,7 +2670,7 @@
         <w:pStyle w:val="Heading2"/>
       </w:pPr>
       <w:bookmarkStart w:id="8" w:name="X0709c79939a344d3d14cb5c15a073afb84f09bb"/>
-      <w:bookmarkStart w:id="9" w:name="_Toc241956399"/>
+      <w:bookmarkStart w:id="9" w:name="_Toc242260928"/>
       <w:bookmarkEnd w:id="6"/>
       <w:r>
         <w:t>Exercise 4 — Custom skill: HR Policy Answer</w:t>
@@ -2667,7 +2722,8 @@
           <w:b/>
           <w:bCs/>
         </w:rPr>
-        <w:t>In-scope test — "When is open enrollment and how do I change my medical plan?"</w:t>
+        <w:lastRenderedPageBreak/>
+        <w:t>In-scope test (in a new task) — "At Zava, when is open enrollment and how do I change my medical plan?"</w:t>
       </w:r>
       <w:r>
         <w:t xml:space="preserve"> Expected facts:</w:t>
@@ -2763,6 +2819,35 @@
           <w:iCs/>
         </w:rPr>
         <w:t>"Policies can change — please confirm with HR."</w:t>
+      </w:r>
+    </w:p>
+    <w:p>
+      <w:pPr>
+        <w:pStyle w:val="Compact"/>
+        <w:numPr>
+          <w:ilvl w:val="0"/>
+          <w:numId w:val="6"/>
+        </w:numPr>
+      </w:pPr>
+      <w:r>
+        <w:rPr>
+          <w:b/>
+          <w:bCs/>
+        </w:rPr>
+        <w:t>Wrong company?</w:t>
+      </w:r>
+      <w:r>
+        <w:t xml:space="preserve"> If the answer describes the attendee's </w:t>
+      </w:r>
+      <w:r>
+        <w:rPr>
+          <w:b/>
+          <w:bCs/>
+        </w:rPr>
+        <w:t>own</w:t>
+      </w:r>
+      <w:r>
+        <w:t xml:space="preserve"> employer's enrollment dates or plans, the question didn't name Zava or the skill isn't limited to the two Zava files. Fix the instructions ("only these two files"), re-confirm, and retest in a new task.</w:t>
       </w:r>
     </w:p>
     <w:p>
@@ -2821,7 +2906,6 @@
                 <w:b/>
                 <w:sz w:val="19"/>
               </w:rPr>
-              <w:lastRenderedPageBreak/>
               <w:t>Question</w:t>
             </w:r>
           </w:p>
@@ -3176,7 +3260,7 @@
     </w:p>
     <w:p>
       <w:r>
-        <w:pict w14:anchorId="48300D0C">
+        <w:pict w14:anchorId="73661420">
           <v:rect id="_x0000_i1029" style="width:0;height:1.5pt" o:hralign="center" o:hrstd="t" o:hr="t"/>
         </w:pict>
       </w:r>
@@ -3186,7 +3270,7 @@
         <w:pStyle w:val="Heading2"/>
       </w:pPr>
       <w:bookmarkStart w:id="10" w:name="exercise-5--recruiting--reporting"/>
-      <w:bookmarkStart w:id="11" w:name="_Toc241956400"/>
+      <w:bookmarkStart w:id="11" w:name="_Toc242260929"/>
       <w:bookmarkEnd w:id="8"/>
       <w:r>
         <w:t>Exercise 5 — Recruiting + reporting</w:t>
@@ -3710,6 +3794,7 @@
                 <w:b/>
                 <w:sz w:val="19"/>
               </w:rPr>
+              <w:lastRenderedPageBreak/>
               <w:t>Category</w:t>
             </w:r>
           </w:p>
@@ -4187,7 +4272,6 @@
           <w:b/>
           <w:bCs/>
         </w:rPr>
-        <w:lastRenderedPageBreak/>
         <w:t>The only high-priority open ticket:</w:t>
       </w:r>
       <w:r>
@@ -4762,7 +4846,7 @@
     </w:p>
     <w:p>
       <w:r>
-        <w:pict w14:anchorId="76715CA6">
+        <w:pict w14:anchorId="2E1EFD9F">
           <v:rect id="_x0000_i1030" style="width:0;height:1.5pt" o:hralign="center" o:hrstd="t" o:hr="t"/>
         </w:pict>
       </w:r>
@@ -4772,7 +4856,7 @@
         <w:pStyle w:val="Heading2"/>
       </w:pPr>
       <w:bookmarkStart w:id="12" w:name="exercise-6--onboarding-orientation-pack"/>
-      <w:bookmarkStart w:id="13" w:name="_Toc241956401"/>
+      <w:bookmarkStart w:id="13" w:name="_Toc242260930"/>
       <w:bookmarkEnd w:id="10"/>
       <w:r>
         <w:t>Exercise 6 — Onboarding orientation pack</w:t>
@@ -4898,7 +4982,7 @@
     </w:p>
     <w:p>
       <w:r>
-        <w:pict w14:anchorId="75FC3D98">
+        <w:pict w14:anchorId="75F4891C">
           <v:rect id="_x0000_i1031" style="width:0;height:1.5pt" o:hralign="center" o:hrstd="t" o:hr="t"/>
         </w:pict>
       </w:r>
@@ -4908,9 +4992,10 @@
         <w:pStyle w:val="Heading2"/>
       </w:pPr>
       <w:bookmarkStart w:id="14" w:name="exercise-7--automate--share"/>
-      <w:bookmarkStart w:id="15" w:name="_Toc241956402"/>
+      <w:bookmarkStart w:id="15" w:name="_Toc242260931"/>
       <w:bookmarkEnd w:id="12"/>
       <w:r>
+        <w:lastRenderedPageBreak/>
         <w:t>Exercise 7 — Automate &amp; share</w:t>
       </w:r>
       <w:bookmarkEnd w:id="15"/>
@@ -5056,7 +5141,7 @@
     </w:p>
     <w:p>
       <w:r>
-        <w:pict w14:anchorId="68D3E2A2">
+        <w:pict w14:anchorId="413CFAE5">
           <v:rect id="_x0000_i1032" style="width:0;height:1.5pt" o:hralign="center" o:hrstd="t" o:hr="t"/>
         </w:pict>
       </w:r>
@@ -5066,10 +5151,9 @@
         <w:pStyle w:val="Heading2"/>
       </w:pPr>
       <w:bookmarkStart w:id="16" w:name="X45007ab7b9acbdd9cc495b2ef7a7984f4408fa5"/>
-      <w:bookmarkStart w:id="17" w:name="_Toc241956403"/>
+      <w:bookmarkStart w:id="17" w:name="_Toc242260932"/>
       <w:bookmarkEnd w:id="14"/>
       <w:r>
-        <w:lastRenderedPageBreak/>
         <w:t>Exercise 8 — HR Policy Agent (Agent Builder)</w:t>
       </w:r>
       <w:bookmarkEnd w:id="17"/>
@@ -5124,20 +5208,30 @@
           <w:b/>
           <w:bCs/>
         </w:rPr>
-        <w:t>"Try it" in-scope:</w:t>
-      </w:r>
-      <w:r>
-        <w:t xml:space="preserve"> the same open-enrollment answer as Exercise 4 (November; effective Jan 1; 30 days after a life event) with a </w:t>
-      </w:r>
-      <w:r>
-        <w:rPr>
-          <w:b/>
-          <w:bCs/>
-        </w:rPr>
-        <w:t>citation</w:t>
-      </w:r>
-      <w:r>
-        <w:t xml:space="preserve"> to the benefits document.</w:t>
+        <w:t>Settings:</w:t>
+      </w:r>
+      <w:r>
+        <w:t xml:space="preserve"> Knowledge → </w:t>
+      </w:r>
+      <w:r>
+        <w:rPr>
+          <w:b/>
+          <w:bCs/>
+        </w:rPr>
+        <w:t>Only use specified sources</w:t>
+      </w:r>
+      <w:r>
+        <w:t xml:space="preserve"> on, </w:t>
+      </w:r>
+      <w:r>
+        <w:rPr>
+          <w:b/>
+          <w:bCs/>
+        </w:rPr>
+        <w:t>Search all websites</w:t>
+      </w:r>
+      <w:r>
+        <w:t xml:space="preserve"> off.</w:t>
       </w:r>
     </w:p>
     <w:p>
@@ -5153,10 +5247,30 @@
           <w:b/>
           <w:bCs/>
         </w:rPr>
-        <w:t>"Try it" out-of-scope:</w:t>
-      </w:r>
-      <w:r>
-        <w:t xml:space="preserve"> declines to discuss a colleague's salary and redirects to HR.</w:t>
+        <w:t>"Try it" in-scope</w:t>
+      </w:r>
+      <w:r>
+        <w:t xml:space="preserve"> (</w:t>
+      </w:r>
+      <w:r>
+        <w:rPr>
+          <w:i/>
+          <w:iCs/>
+        </w:rPr>
+        <w:t>"At Zava, when is open enrollment and how do I change my medical plan?"</w:t>
+      </w:r>
+      <w:r>
+        <w:t xml:space="preserve">): the same open-enrollment answer as Exercise 4 (November; effective Jan 1; 30 days after a life event) with a </w:t>
+      </w:r>
+      <w:r>
+        <w:rPr>
+          <w:b/>
+          <w:bCs/>
+        </w:rPr>
+        <w:t>citation</w:t>
+      </w:r>
+      <w:r>
+        <w:t xml:space="preserve"> to the benefits document.</w:t>
       </w:r>
     </w:p>
     <w:p>
@@ -5172,9 +5286,57 @@
           <w:b/>
           <w:bCs/>
         </w:rPr>
+        <w:t>"Try it" out-of-scope:</w:t>
+      </w:r>
+      <w:r>
+        <w:t xml:space="preserve"> declines to discuss a colleague's salary and redirects to HR.</w:t>
+      </w:r>
+    </w:p>
+    <w:p>
+      <w:pPr>
+        <w:pStyle w:val="Compact"/>
+        <w:numPr>
+          <w:ilvl w:val="0"/>
+          <w:numId w:val="10"/>
+        </w:numPr>
+      </w:pPr>
+      <w:r>
+        <w:rPr>
+          <w:b/>
+          <w:bCs/>
+        </w:rPr>
         <w:t>Common issue:</w:t>
       </w:r>
       <w:r>
+        <w:t xml:space="preserve"> answers about the attendee's </w:t>
+      </w:r>
+      <w:r>
+        <w:rPr>
+          <w:b/>
+          <w:bCs/>
+        </w:rPr>
+        <w:t>own</w:t>
+      </w:r>
+      <w:r>
+        <w:t xml:space="preserve"> company's benefits → the two settings above are off, or the question didn't name Zava. Agent Builder prioritizes specified sources but can't fully block general knowledge.</w:t>
+      </w:r>
+    </w:p>
+    <w:p>
+      <w:pPr>
+        <w:pStyle w:val="Compact"/>
+        <w:numPr>
+          <w:ilvl w:val="0"/>
+          <w:numId w:val="10"/>
+        </w:numPr>
+      </w:pPr>
+      <w:r>
+        <w:rPr>
+          <w:b/>
+          <w:bCs/>
+        </w:rPr>
+        <w:t>Common issue:</w:t>
+      </w:r>
+      <w:r>
         <w:t xml:space="preserve"> answers ignore the files → they're still </w:t>
       </w:r>
       <w:r>
@@ -5200,7 +5362,7 @@
     </w:p>
     <w:p>
       <w:r>
-        <w:pict w14:anchorId="23AA48C7">
+        <w:pict w14:anchorId="5B72099E">
           <v:rect id="_x0000_i1033" style="width:0;height:1.5pt" o:hralign="center" o:hrstd="t" o:hr="t"/>
         </w:pict>
       </w:r>
@@ -5210,7 +5372,7 @@
         <w:pStyle w:val="Heading2"/>
       </w:pPr>
       <w:bookmarkStart w:id="18" w:name="Xc9afd5d657867fa8c174d209ddda534aec1d500"/>
-      <w:bookmarkStart w:id="19" w:name="_Toc241956404"/>
+      <w:bookmarkStart w:id="19" w:name="_Toc242260933"/>
       <w:bookmarkEnd w:id="16"/>
       <w:r>
         <w:t>Fallback walkthrough (for attendees who can't run Cowork)</w:t>
@@ -5358,7 +5520,7 @@
   <w:abstractNum w:abstractNumId="0" w15:restartNumberingAfterBreak="0">
     <w:nsid w:val="0000A990"/>
     <w:multiLevelType w:val="multilevel"/>
-    <w:tmpl w:val="80164A8E"/>
+    <w:tmpl w:val="E0165578"/>
     <w:lvl w:ilvl="0">
       <w:numFmt w:val="bullet"/>
       <w:lvlText w:val=" "/>
@@ -5435,7 +5597,7 @@
   <w:abstractNum w:abstractNumId="1" w15:restartNumberingAfterBreak="0">
     <w:nsid w:val="0000A991"/>
     <w:multiLevelType w:val="multilevel"/>
-    <w:tmpl w:val="505E79E6"/>
+    <w:tmpl w:val="C2663AC6"/>
     <w:lvl w:ilvl="0">
       <w:numFmt w:val="bullet"/>
       <w:lvlText w:val=""/>
@@ -5536,34 +5698,34 @@
       </w:rPr>
     </w:lvl>
   </w:abstractNum>
-  <w:num w:numId="1" w16cid:durableId="761996078">
+  <w:num w:numId="1" w16cid:durableId="2118668830">
     <w:abstractNumId w:val="0"/>
   </w:num>
-  <w:num w:numId="2" w16cid:durableId="205600972">
+  <w:num w:numId="2" w16cid:durableId="986010181">
     <w:abstractNumId w:val="1"/>
   </w:num>
-  <w:num w:numId="3" w16cid:durableId="1758669579">
+  <w:num w:numId="3" w16cid:durableId="502089580">
     <w:abstractNumId w:val="1"/>
   </w:num>
-  <w:num w:numId="4" w16cid:durableId="149947996">
+  <w:num w:numId="4" w16cid:durableId="892159173">
     <w:abstractNumId w:val="1"/>
   </w:num>
-  <w:num w:numId="5" w16cid:durableId="1577395179">
+  <w:num w:numId="5" w16cid:durableId="1460300143">
     <w:abstractNumId w:val="1"/>
   </w:num>
-  <w:num w:numId="6" w16cid:durableId="1631126875">
+  <w:num w:numId="6" w16cid:durableId="1738556565">
     <w:abstractNumId w:val="1"/>
   </w:num>
-  <w:num w:numId="7" w16cid:durableId="121265222">
+  <w:num w:numId="7" w16cid:durableId="2008096735">
     <w:abstractNumId w:val="1"/>
   </w:num>
-  <w:num w:numId="8" w16cid:durableId="1344699231">
+  <w:num w:numId="8" w16cid:durableId="345210479">
     <w:abstractNumId w:val="1"/>
   </w:num>
-  <w:num w:numId="9" w16cid:durableId="2022196643">
+  <w:num w:numId="9" w16cid:durableId="1239708689">
     <w:abstractNumId w:val="1"/>
   </w:num>
-  <w:num w:numId="10" w16cid:durableId="836000068">
+  <w:num w:numId="10" w16cid:durableId="107822267">
     <w:abstractNumId w:val="1"/>
   </w:num>
 </w:numbering>
@@ -6842,7 +7004,7 @@
     <w:next w:val="Normal"/>
     <w:autoRedefine/>
     <w:uiPriority w:val="39"/>
-    <w:rsid w:val="00D41BC6"/>
+    <w:rsid w:val="00221EEC"/>
     <w:pPr>
       <w:spacing w:after="100"/>
     </w:pPr>
@@ -6853,7 +7015,7 @@
     <w:next w:val="Normal"/>
     <w:autoRedefine/>
     <w:uiPriority w:val="39"/>
-    <w:rsid w:val="00D41BC6"/>
+    <w:rsid w:val="00221EEC"/>
     <w:pPr>
       <w:spacing w:after="100"/>
       <w:ind w:left="210"/>
@@ -6863,7 +7025,7 @@
     <w:name w:val="header"/>
     <w:basedOn w:val="Normal"/>
     <w:link w:val="HeaderChar"/>
-    <w:rsid w:val="00D41BC6"/>
+    <w:rsid w:val="00221EEC"/>
     <w:pPr>
       <w:tabs>
         <w:tab w:val="center" w:pos="4513"/>
@@ -6876,7 +7038,7 @@
     <w:name w:val="Header Char"/>
     <w:basedOn w:val="DefaultParagraphFont"/>
     <w:link w:val="Header"/>
-    <w:rsid w:val="00D41BC6"/>
+    <w:rsid w:val="00221EEC"/>
     <w:rPr>
       <w:rFonts w:ascii="Segoe UI" w:eastAsia="Segoe UI" w:hAnsi="Segoe UI" w:cs="Segoe UI"/>
       <w:color w:val="242424"/>
@@ -6887,7 +7049,7 @@
     <w:name w:val="footer"/>
     <w:basedOn w:val="Normal"/>
     <w:link w:val="FooterChar"/>
-    <w:rsid w:val="00D41BC6"/>
+    <w:rsid w:val="00221EEC"/>
     <w:pPr>
       <w:tabs>
         <w:tab w:val="center" w:pos="4513"/>
@@ -6900,7 +7062,7 @@
     <w:name w:val="Footer Char"/>
     <w:basedOn w:val="DefaultParagraphFont"/>
     <w:link w:val="Footer"/>
-    <w:rsid w:val="00D41BC6"/>
+    <w:rsid w:val="00221EEC"/>
     <w:rPr>
       <w:rFonts w:ascii="Segoe UI" w:eastAsia="Segoe UI" w:hAnsi="Segoe UI" w:cs="Segoe UI"/>
       <w:color w:val="242424"/>
